--- a/examples/PM07_OP-2301is/РП_ПМ.07_ОП-2301ис_с_ФОС.docx
+++ b/examples/PM07_OP-2301is/РП_ПМ.07_ОП-2301ис_с_ФОС.docx
@@ -199,7 +199,7 @@
           <w:sz w:val="24"/>
           <w:szCs w:val="24"/>
         </w:rPr>
-        <w:t xml:space="preserve">ППЦК __________ [Ф. И. О.]</w:t>
+        <w:t xml:space="preserve">ППЦК __________ ____________________</w:t>
       </w:r>
     </w:p>
     <w:p>
@@ -255,7 +255,7 @@
           <w:sz w:val="24"/>
           <w:szCs w:val="24"/>
         </w:rPr>
-        <w:t xml:space="preserve">Председатель МС ________ [Ф. И. О.]</w:t>
+        <w:t xml:space="preserve">Председатель МС ________ ____________________</w:t>
       </w:r>
     </w:p>
     <w:p>
@@ -269,7 +269,7 @@
           <w:sz w:val="24"/>
           <w:szCs w:val="24"/>
         </w:rPr>
-        <w:t xml:space="preserve">Составитель: [Ф. И. О.], преподаватель ГБПОУ «СПЭТ»</w:t>
+        <w:t xml:space="preserve">Составитель: ____________________, преподаватель ГБПОУ «СПЭТ»</w:t>
       </w:r>
     </w:p>
     <w:p>
@@ -283,7 +283,7 @@
           <w:sz w:val="24"/>
           <w:szCs w:val="24"/>
         </w:rPr>
-        <w:t xml:space="preserve">Рецензент: [Ф. И. О., должность]</w:t>
+        <w:t xml:space="preserve">Рецензент: ____________________, ____________________</w:t>
       </w:r>
     </w:p>
     <w:p>
@@ -297,7 +297,7 @@
           <w:sz w:val="24"/>
           <w:szCs w:val="24"/>
         </w:rPr>
-        <w:t xml:space="preserve">Рецензент: [Ф. И. О., должность]</w:t>
+        <w:t xml:space="preserve">Рецензент: ____________________, ____________________</w:t>
       </w:r>
     </w:p>
     <w:p>
